--- a/Gabriel/Java Angular/GABRIEL POPA.docx
+++ b/Gabriel/Java Angular/GABRIEL POPA.docx
@@ -63,8 +63,6 @@
         </w:rPr>
         <w:t xml:space="preserve"> </w:t>
       </w:r>
-      <w:bookmarkStart w:id="0" w:name="_GoBack"/>
-      <w:bookmarkEnd w:id="0"/>
       <w:r>
         <w:rPr>
           <w:b/>
@@ -175,66 +173,10 @@
           <w:sz w:val="20"/>
           <w:szCs w:val="28"/>
         </w:rPr>
-        <w:t>, Romania</w:t>
-      </w:r>
-      <w:r>
-        <w:rPr>
-          <w:rStyle w:val="NormalWebChar"/>
-          <w:rFonts w:asciiTheme="majorBidi" w:hAnsiTheme="majorBidi" w:cstheme="majorBidi"/>
-          <w:b/>
-          <w:bCs/>
-          <w:color w:val="000000" w:themeColor="text1"/>
-          <w:sz w:val="20"/>
-          <w:szCs w:val="28"/>
-        </w:rPr>
-        <w:t xml:space="preserve"> | </w:t>
-      </w:r>
-      <w:r>
-        <w:rPr>
-          <w:rStyle w:val="NormalWebChar"/>
-          <w:rFonts w:asciiTheme="majorBidi" w:hAnsiTheme="majorBidi" w:cstheme="majorBidi"/>
-          <w:b/>
-          <w:bCs/>
-          <w:color w:val="000000" w:themeColor="text1"/>
-          <w:sz w:val="20"/>
-          <w:szCs w:val="28"/>
-        </w:rPr>
-        <w:t xml:space="preserve">+40 764309991 | </w:t>
-      </w:r>
-      <w:r>
-        <w:rPr>
-          <w:rFonts w:asciiTheme="majorBidi" w:eastAsia="Times New Roman" w:hAnsiTheme="majorBidi" w:cstheme="majorBidi"/>
-          <w:b/>
-          <w:bCs/>
-          <w:color w:val="000000" w:themeColor="text1"/>
-          <w:szCs w:val="27"/>
-          <w:lang w:eastAsia="en-US"/>
-        </w:rPr>
-        <w:t>popagabriel0523@outlook.com</w:t>
-      </w:r>
-      <w:r>
-        <w:rPr>
-          <w:rFonts w:asciiTheme="majorBidi" w:eastAsia="Times New Roman" w:hAnsiTheme="majorBidi" w:cstheme="majorBidi"/>
-          <w:b/>
-          <w:bCs/>
-          <w:color w:val="000000" w:themeColor="text1"/>
-          <w:szCs w:val="27"/>
-          <w:lang w:eastAsia="en-US"/>
-        </w:rPr>
-        <w:t xml:space="preserve"> | </w:t>
-      </w:r>
-      <w:r>
-        <w:rPr>
-          <w:rStyle w:val="NormalWebChar"/>
-          <w:rFonts w:asciiTheme="majorBidi" w:hAnsiTheme="majorBidi" w:cstheme="majorBidi"/>
-          <w:b/>
-          <w:bCs/>
-          <w:color w:val="000000" w:themeColor="text1"/>
-          <w:sz w:val="20"/>
-          <w:szCs w:val="27"/>
-        </w:rPr>
-        <w:t>https://www.linkedin.com/in/gabriel-popa-89ba643a4/</w:t>
-      </w:r>
+        <w:t>, Romania | +40 764309991 | gabrielpdev@outlook.com | https://www.linkedin.com/in/gabriel-popa-12890b414/</w:t>
+      </w:r>
+      <w:bookmarkStart w:id="0" w:name="_GoBack"/>
+      <w:bookmarkEnd w:id="0"/>
     </w:p>
     <w:p>
       <w:pPr>
@@ -436,7 +378,6 @@
         </w:rPr>
         <w:t xml:space="preserve">, </w:t>
       </w:r>
-      <w:proofErr w:type="spellStart"/>
       <w:r>
         <w:rPr>
           <w:rStyle w:val="Strong"/>
@@ -445,7 +386,6 @@
         </w:rPr>
         <w:t>PostgreSQL</w:t>
       </w:r>
-      <w:proofErr w:type="spellEnd"/>
       <w:r>
         <w:rPr>
           <w:rFonts w:ascii="Times New Roman" w:hAnsi="Times New Roman" w:cs="Times New Roman"/>
@@ -502,7 +442,6 @@
         </w:rPr>
         <w:t xml:space="preserve">, </w:t>
       </w:r>
-      <w:proofErr w:type="spellStart"/>
       <w:r>
         <w:rPr>
           <w:rStyle w:val="Strong"/>
@@ -511,7 +450,6 @@
         </w:rPr>
         <w:t>Docker</w:t>
       </w:r>
-      <w:proofErr w:type="spellEnd"/>
       <w:r>
         <w:rPr>
           <w:rFonts w:ascii="Times New Roman" w:hAnsi="Times New Roman" w:cs="Times New Roman"/>
@@ -866,7 +804,6 @@
         </w:rPr>
         <w:t xml:space="preserve"> </w:t>
       </w:r>
-      <w:proofErr w:type="spellStart"/>
       <w:r>
         <w:rPr>
           <w:rFonts w:ascii="Times New Roman" w:eastAsia="Times New Roman" w:hAnsi="Times New Roman" w:cs="Times New Roman"/>
@@ -878,7 +815,6 @@
         </w:rPr>
         <w:t>PostgreSQL</w:t>
       </w:r>
-      <w:proofErr w:type="spellEnd"/>
       <w:r>
         <w:rPr>
           <w:rFonts w:ascii="Times New Roman" w:eastAsia="Times New Roman" w:hAnsi="Times New Roman" w:cs="Times New Roman"/>
@@ -974,140 +910,56 @@
           <w:szCs w:val="24"/>
           <w:lang w:eastAsia="en-US"/>
         </w:rPr>
-        <w:t xml:space="preserve">Cloud &amp; </w:t>
+        <w:t>Cloud &amp; DevOps:</w:t>
+      </w:r>
+      <w:r>
+        <w:rPr>
+          <w:rFonts w:ascii="Times New Roman" w:eastAsia="Times New Roman" w:hAnsi="Times New Roman" w:cs="Times New Roman"/>
+          <w:sz w:val="22"/>
+          <w:szCs w:val="24"/>
+          <w:lang w:eastAsia="en-US"/>
+        </w:rPr>
+        <w:t xml:space="preserve"> </w:t>
+      </w:r>
+      <w:r>
+        <w:rPr>
+          <w:rFonts w:ascii="Times New Roman" w:eastAsia="Times New Roman" w:hAnsi="Times New Roman" w:cs="Times New Roman"/>
+          <w:b/>
+          <w:bCs/>
+          <w:sz w:val="22"/>
+          <w:szCs w:val="24"/>
+          <w:lang w:eastAsia="en-US"/>
+        </w:rPr>
+        <w:t>AWS</w:t>
+      </w:r>
+      <w:r>
+        <w:rPr>
+          <w:rFonts w:ascii="Times New Roman" w:eastAsia="Times New Roman" w:hAnsi="Times New Roman" w:cs="Times New Roman"/>
+          <w:sz w:val="22"/>
+          <w:szCs w:val="24"/>
+          <w:lang w:eastAsia="en-US"/>
+        </w:rPr>
+        <w:t xml:space="preserve">, EC2, S3, RDS, ECS, EKS basics, IAM basics, Docker, Jenkins, GitHub Actions, </w:t>
       </w:r>
       <w:proofErr w:type="spellStart"/>
       <w:r>
         <w:rPr>
           <w:rFonts w:ascii="Times New Roman" w:eastAsia="Times New Roman" w:hAnsi="Times New Roman" w:cs="Times New Roman"/>
-          <w:b/>
-          <w:bCs/>
-          <w:sz w:val="22"/>
-          <w:szCs w:val="24"/>
-          <w:lang w:eastAsia="en-US"/>
-        </w:rPr>
-        <w:t>DevOps</w:t>
+          <w:sz w:val="22"/>
+          <w:szCs w:val="24"/>
+          <w:lang w:eastAsia="en-US"/>
+        </w:rPr>
+        <w:t>GitLab</w:t>
       </w:r>
       <w:proofErr w:type="spellEnd"/>
       <w:r>
         <w:rPr>
           <w:rFonts w:ascii="Times New Roman" w:eastAsia="Times New Roman" w:hAnsi="Times New Roman" w:cs="Times New Roman"/>
-          <w:b/>
-          <w:bCs/>
-          <w:sz w:val="22"/>
-          <w:szCs w:val="24"/>
-          <w:lang w:eastAsia="en-US"/>
-        </w:rPr>
-        <w:t>:</w:t>
-      </w:r>
-      <w:r>
-        <w:rPr>
-          <w:rFonts w:ascii="Times New Roman" w:eastAsia="Times New Roman" w:hAnsi="Times New Roman" w:cs="Times New Roman"/>
-          <w:sz w:val="22"/>
-          <w:szCs w:val="24"/>
-          <w:lang w:eastAsia="en-US"/>
-        </w:rPr>
-        <w:t xml:space="preserve"> </w:t>
-      </w:r>
-      <w:r>
-        <w:rPr>
-          <w:rFonts w:ascii="Times New Roman" w:eastAsia="Times New Roman" w:hAnsi="Times New Roman" w:cs="Times New Roman"/>
-          <w:b/>
-          <w:bCs/>
-          <w:sz w:val="22"/>
-          <w:szCs w:val="24"/>
-          <w:lang w:eastAsia="en-US"/>
-        </w:rPr>
-        <w:t>AWS</w:t>
-      </w:r>
-      <w:r>
-        <w:rPr>
-          <w:rFonts w:ascii="Times New Roman" w:eastAsia="Times New Roman" w:hAnsi="Times New Roman" w:cs="Times New Roman"/>
-          <w:sz w:val="22"/>
-          <w:szCs w:val="24"/>
-          <w:lang w:eastAsia="en-US"/>
-        </w:rPr>
-        <w:t xml:space="preserve">, EC2, S3, RDS, ECS, EKS basics, IAM basics, </w:t>
-      </w:r>
-      <w:proofErr w:type="spellStart"/>
-      <w:r>
-        <w:rPr>
-          <w:rFonts w:ascii="Times New Roman" w:eastAsia="Times New Roman" w:hAnsi="Times New Roman" w:cs="Times New Roman"/>
-          <w:sz w:val="22"/>
-          <w:szCs w:val="24"/>
-          <w:lang w:eastAsia="en-US"/>
-        </w:rPr>
-        <w:t>Docker</w:t>
-      </w:r>
-      <w:proofErr w:type="spellEnd"/>
-      <w:r>
-        <w:rPr>
-          <w:rFonts w:ascii="Times New Roman" w:eastAsia="Times New Roman" w:hAnsi="Times New Roman" w:cs="Times New Roman"/>
-          <w:sz w:val="22"/>
-          <w:szCs w:val="24"/>
-          <w:lang w:eastAsia="en-US"/>
-        </w:rPr>
-        <w:t xml:space="preserve">, Jenkins, </w:t>
-      </w:r>
-      <w:proofErr w:type="spellStart"/>
-      <w:r>
-        <w:rPr>
-          <w:rFonts w:ascii="Times New Roman" w:eastAsia="Times New Roman" w:hAnsi="Times New Roman" w:cs="Times New Roman"/>
-          <w:sz w:val="22"/>
-          <w:szCs w:val="24"/>
-          <w:lang w:eastAsia="en-US"/>
-        </w:rPr>
-        <w:t>GitHub</w:t>
-      </w:r>
-      <w:proofErr w:type="spellEnd"/>
-      <w:r>
-        <w:rPr>
-          <w:rFonts w:ascii="Times New Roman" w:eastAsia="Times New Roman" w:hAnsi="Times New Roman" w:cs="Times New Roman"/>
-          <w:sz w:val="22"/>
-          <w:szCs w:val="24"/>
-          <w:lang w:eastAsia="en-US"/>
-        </w:rPr>
-        <w:t xml:space="preserve"> Actions, </w:t>
-      </w:r>
-      <w:proofErr w:type="spellStart"/>
-      <w:r>
-        <w:rPr>
-          <w:rFonts w:ascii="Times New Roman" w:eastAsia="Times New Roman" w:hAnsi="Times New Roman" w:cs="Times New Roman"/>
-          <w:sz w:val="22"/>
-          <w:szCs w:val="24"/>
-          <w:lang w:eastAsia="en-US"/>
-        </w:rPr>
-        <w:t>GitLab</w:t>
-      </w:r>
-      <w:proofErr w:type="spellEnd"/>
-      <w:r>
-        <w:rPr>
-          <w:rFonts w:ascii="Times New Roman" w:eastAsia="Times New Roman" w:hAnsi="Times New Roman" w:cs="Times New Roman"/>
-          <w:sz w:val="22"/>
-          <w:szCs w:val="24"/>
-          <w:lang w:eastAsia="en-US"/>
-        </w:rPr>
-        <w:t xml:space="preserve"> CI/CD, Linux, </w:t>
-      </w:r>
-      <w:proofErr w:type="spellStart"/>
-      <w:r>
-        <w:rPr>
-          <w:rFonts w:ascii="Times New Roman" w:eastAsia="Times New Roman" w:hAnsi="Times New Roman" w:cs="Times New Roman"/>
-          <w:sz w:val="22"/>
-          <w:szCs w:val="24"/>
-          <w:lang w:eastAsia="en-US"/>
-        </w:rPr>
-        <w:t>Nginx</w:t>
-      </w:r>
-      <w:proofErr w:type="spellEnd"/>
-      <w:r>
-        <w:rPr>
-          <w:rFonts w:ascii="Times New Roman" w:eastAsia="Times New Roman" w:hAnsi="Times New Roman" w:cs="Times New Roman"/>
-          <w:sz w:val="22"/>
-          <w:szCs w:val="24"/>
-          <w:lang w:eastAsia="en-US"/>
-        </w:rPr>
-        <w:t>, Apache, CI/CD pipelines, build pipelines, containerized deployments, release automation</w:t>
+          <w:sz w:val="22"/>
+          <w:szCs w:val="24"/>
+          <w:lang w:eastAsia="en-US"/>
+        </w:rPr>
+        <w:t xml:space="preserve"> CI/CD, Linux, Nginx, Apache, CI/CD pipelines, build pipelines, containerized deployments, release automation</w:t>
       </w:r>
     </w:p>
     <w:p>
@@ -1126,38 +978,45 @@
           <w:lang w:eastAsia="en-US"/>
         </w:rPr>
       </w:pPr>
+      <w:r>
+        <w:rPr>
+          <w:rFonts w:ascii="Times New Roman" w:eastAsia="Times New Roman" w:hAnsi="Times New Roman" w:cs="Times New Roman"/>
+          <w:b/>
+          <w:bCs/>
+          <w:sz w:val="22"/>
+          <w:szCs w:val="24"/>
+          <w:lang w:eastAsia="en-US"/>
+        </w:rPr>
+        <w:t>Observability / Quality / Security:</w:t>
+      </w:r>
+      <w:r>
+        <w:rPr>
+          <w:rFonts w:ascii="Times New Roman" w:eastAsia="Times New Roman" w:hAnsi="Times New Roman" w:cs="Times New Roman"/>
+          <w:sz w:val="22"/>
+          <w:szCs w:val="24"/>
+          <w:lang w:eastAsia="en-US"/>
+        </w:rPr>
+        <w:t xml:space="preserve"> structured logging, Sentry, </w:t>
+      </w:r>
       <w:proofErr w:type="spellStart"/>
       <w:r>
         <w:rPr>
           <w:rFonts w:ascii="Times New Roman" w:eastAsia="Times New Roman" w:hAnsi="Times New Roman" w:cs="Times New Roman"/>
-          <w:b/>
-          <w:bCs/>
-          <w:sz w:val="22"/>
-          <w:szCs w:val="24"/>
-          <w:lang w:eastAsia="en-US"/>
-        </w:rPr>
-        <w:t>Observability</w:t>
+          <w:sz w:val="22"/>
+          <w:szCs w:val="24"/>
+          <w:lang w:eastAsia="en-US"/>
+        </w:rPr>
+        <w:t>OpenTelemetry</w:t>
       </w:r>
       <w:proofErr w:type="spellEnd"/>
       <w:r>
         <w:rPr>
           <w:rFonts w:ascii="Times New Roman" w:eastAsia="Times New Roman" w:hAnsi="Times New Roman" w:cs="Times New Roman"/>
-          <w:b/>
-          <w:bCs/>
-          <w:sz w:val="22"/>
-          <w:szCs w:val="24"/>
-          <w:lang w:eastAsia="en-US"/>
-        </w:rPr>
-        <w:t xml:space="preserve"> / Quality / Security:</w:t>
-      </w:r>
-      <w:r>
-        <w:rPr>
-          <w:rFonts w:ascii="Times New Roman" w:eastAsia="Times New Roman" w:hAnsi="Times New Roman" w:cs="Times New Roman"/>
-          <w:sz w:val="22"/>
-          <w:szCs w:val="24"/>
-          <w:lang w:eastAsia="en-US"/>
-        </w:rPr>
-        <w:t xml:space="preserve"> structured logging, Sentry, </w:t>
+          <w:sz w:val="22"/>
+          <w:szCs w:val="24"/>
+          <w:lang w:eastAsia="en-US"/>
+        </w:rPr>
+        <w:t xml:space="preserve"> basics, Prometheus/</w:t>
       </w:r>
       <w:proofErr w:type="spellStart"/>
       <w:r>
@@ -1167,7 +1026,7 @@
           <w:szCs w:val="24"/>
           <w:lang w:eastAsia="en-US"/>
         </w:rPr>
-        <w:t>OpenTelemetry</w:t>
+        <w:t>Grafana</w:t>
       </w:r>
       <w:proofErr w:type="spellEnd"/>
       <w:r>
@@ -1177,29 +1036,8 @@
           <w:szCs w:val="24"/>
           <w:lang w:eastAsia="en-US"/>
         </w:rPr>
-        <w:t xml:space="preserve"> basics, Prometheus/</w:t>
-      </w:r>
-      <w:proofErr w:type="spellStart"/>
-      <w:r>
-        <w:rPr>
-          <w:rFonts w:ascii="Times New Roman" w:eastAsia="Times New Roman" w:hAnsi="Times New Roman" w:cs="Times New Roman"/>
-          <w:sz w:val="22"/>
-          <w:szCs w:val="24"/>
-          <w:lang w:eastAsia="en-US"/>
-        </w:rPr>
-        <w:t>Grafana</w:t>
-      </w:r>
-      <w:proofErr w:type="spellEnd"/>
-      <w:r>
-        <w:rPr>
-          <w:rFonts w:ascii="Times New Roman" w:eastAsia="Times New Roman" w:hAnsi="Times New Roman" w:cs="Times New Roman"/>
-          <w:sz w:val="22"/>
-          <w:szCs w:val="24"/>
-          <w:lang w:eastAsia="en-US"/>
-        </w:rPr>
         <w:t xml:space="preserve"> basics, correlation IDs, </w:t>
       </w:r>
-      <w:proofErr w:type="spellStart"/>
       <w:r>
         <w:rPr>
           <w:rFonts w:ascii="Times New Roman" w:eastAsia="Times New Roman" w:hAnsi="Times New Roman" w:cs="Times New Roman"/>
@@ -1211,7 +1049,6 @@
         </w:rPr>
         <w:t>JUnit</w:t>
       </w:r>
-      <w:proofErr w:type="spellEnd"/>
       <w:r>
         <w:rPr>
           <w:rFonts w:ascii="Times New Roman" w:eastAsia="Times New Roman" w:hAnsi="Times New Roman" w:cs="Times New Roman"/>
@@ -1997,7 +1834,6 @@
         </w:rPr>
         <w:t xml:space="preserve">Prevented duplicate billing and action processing by tightening </w:t>
       </w:r>
-      <w:proofErr w:type="spellStart"/>
       <w:r>
         <w:rPr>
           <w:rFonts w:ascii="Times New Roman" w:eastAsia="Times New Roman" w:hAnsi="Times New Roman" w:cs="Times New Roman"/>
@@ -2009,7 +1845,6 @@
         </w:rPr>
         <w:t>PostgreSQL</w:t>
       </w:r>
-      <w:proofErr w:type="spellEnd"/>
       <w:r>
         <w:rPr>
           <w:rFonts w:ascii="Times New Roman" w:eastAsia="Times New Roman" w:hAnsi="Times New Roman" w:cs="Times New Roman"/>
@@ -2883,7 +2718,6 @@
         </w:rPr>
         <w:t xml:space="preserve"> issues by aligning </w:t>
       </w:r>
-      <w:proofErr w:type="spellStart"/>
       <w:r>
         <w:rPr>
           <w:rFonts w:ascii="Times New Roman" w:eastAsia="Times New Roman" w:hAnsi="Times New Roman" w:cs="Times New Roman"/>
@@ -2895,7 +2729,6 @@
         </w:rPr>
         <w:t>Nginx</w:t>
       </w:r>
-      <w:proofErr w:type="spellEnd"/>
       <w:r>
         <w:rPr>
           <w:rFonts w:ascii="Times New Roman" w:eastAsia="Times New Roman" w:hAnsi="Times New Roman" w:cs="Times New Roman"/>
@@ -3258,7 +3091,6 @@
         </w:rPr>
         <w:t xml:space="preserve">Optimized report performance by diagnosing slow joins, adding missing </w:t>
       </w:r>
-      <w:proofErr w:type="spellStart"/>
       <w:r>
         <w:rPr>
           <w:rFonts w:ascii="Times New Roman" w:eastAsia="Times New Roman" w:hAnsi="Times New Roman" w:cs="Times New Roman"/>
@@ -3270,7 +3102,6 @@
         </w:rPr>
         <w:t>PostgreSQL</w:t>
       </w:r>
-      <w:proofErr w:type="spellEnd"/>
       <w:r>
         <w:rPr>
           <w:rFonts w:ascii="Times New Roman" w:eastAsia="Times New Roman" w:hAnsi="Times New Roman" w:cs="Times New Roman"/>
@@ -3716,27 +3547,7 @@
           <w:szCs w:val="24"/>
           <w:lang w:eastAsia="en-US"/>
         </w:rPr>
-        <w:t xml:space="preserve">, JavaScript, </w:t>
-      </w:r>
-      <w:proofErr w:type="spellStart"/>
-      <w:r>
-        <w:rPr>
-          <w:rFonts w:ascii="Times New Roman" w:eastAsia="Times New Roman" w:hAnsi="Times New Roman" w:cs="Times New Roman"/>
-          <w:sz w:val="22"/>
-          <w:szCs w:val="24"/>
-          <w:lang w:eastAsia="en-US"/>
-        </w:rPr>
-        <w:t>jQuery</w:t>
-      </w:r>
-      <w:proofErr w:type="spellEnd"/>
-      <w:r>
-        <w:rPr>
-          <w:rFonts w:ascii="Times New Roman" w:eastAsia="Times New Roman" w:hAnsi="Times New Roman" w:cs="Times New Roman"/>
-          <w:sz w:val="22"/>
-          <w:szCs w:val="24"/>
-          <w:lang w:eastAsia="en-US"/>
-        </w:rPr>
-        <w:t>, MySQL, and server-rendered UI patterns, helping deliver consistent request handling and smaller feature updates for internal and client-facing applications.</w:t>
+        <w:t>, JavaScript, jQuery, MySQL, and server-rendered UI patterns, helping deliver consistent request handling and smaller feature updates for internal and client-facing applications.</w:t>
       </w:r>
     </w:p>
     <w:p>
@@ -5928,7 +5739,6 @@
       <w:jc w:val="both"/>
     </w:pPr>
     <w:tblPr>
-      <w:tblInd w:w="0" w:type="dxa"/>
       <w:tblBorders>
         <w:top w:val="single" w:sz="4" w:space="0" w:color="auto"/>
         <w:left w:val="single" w:sz="4" w:space="0" w:color="auto"/>
@@ -5937,12 +5747,6 @@
         <w:insideH w:val="single" w:sz="4" w:space="0" w:color="auto"/>
         <w:insideV w:val="single" w:sz="4" w:space="0" w:color="auto"/>
       </w:tblBorders>
-      <w:tblCellMar>
-        <w:top w:w="0" w:type="dxa"/>
-        <w:left w:w="108" w:type="dxa"/>
-        <w:bottom w:w="0" w:type="dxa"/>
-        <w:right w:w="108" w:type="dxa"/>
-      </w:tblCellMar>
     </w:tblPr>
   </w:style>
   <w:style w:type="character" w:customStyle="1" w:styleId="NormalWebChar">
@@ -6226,7 +6030,6 @@
       <w:jc w:val="both"/>
     </w:pPr>
     <w:tblPr>
-      <w:tblInd w:w="0" w:type="dxa"/>
       <w:tblBorders>
         <w:top w:val="single" w:sz="4" w:space="0" w:color="auto"/>
         <w:left w:val="single" w:sz="4" w:space="0" w:color="auto"/>
@@ -6235,12 +6038,6 @@
         <w:insideH w:val="single" w:sz="4" w:space="0" w:color="auto"/>
         <w:insideV w:val="single" w:sz="4" w:space="0" w:color="auto"/>
       </w:tblBorders>
-      <w:tblCellMar>
-        <w:top w:w="0" w:type="dxa"/>
-        <w:left w:w="108" w:type="dxa"/>
-        <w:bottom w:w="0" w:type="dxa"/>
-        <w:right w:w="108" w:type="dxa"/>
-      </w:tblCellMar>
     </w:tblPr>
   </w:style>
   <w:style w:type="character" w:customStyle="1" w:styleId="NormalWebChar">

--- a/Gabriel/Java Angular/GABRIEL POPA.docx
+++ b/Gabriel/Java Angular/GABRIEL POPA.docx
@@ -175,8 +175,6 @@
         </w:rPr>
         <w:t>, Romania | +40 764309991 | gabrielpdev@outlook.com | https://www.linkedin.com/in/gabriel-popa-12890b414/</w:t>
       </w:r>
-      <w:bookmarkStart w:id="0" w:name="_GoBack"/>
-      <w:bookmarkEnd w:id="0"/>
     </w:p>
     <w:p>
       <w:pPr>
@@ -1238,7 +1236,7 @@
           <w:sz w:val="22"/>
           <w:szCs w:val="28"/>
         </w:rPr>
-        <w:t xml:space="preserve">2024 – </w:t>
+        <w:t xml:space="preserve"> </w:t>
       </w:r>
       <w:r>
         <w:rPr>
@@ -1247,7 +1245,45 @@
           <w:sz w:val="22"/>
           <w:szCs w:val="28"/>
         </w:rPr>
-        <w:t>Dec 2025)</w:t>
+        <w:t xml:space="preserve">2024 – </w:t>
+      </w:r>
+      <w:r>
+        <w:rPr>
+          <w:rFonts w:asciiTheme="majorBidi" w:hAnsiTheme="majorBidi" w:cstheme="majorBidi"/>
+          <w:i/>
+          <w:sz w:val="22"/>
+          <w:szCs w:val="28"/>
+        </w:rPr>
+        <w:t>May</w:t>
+      </w:r>
+      <w:bookmarkStart w:id="0" w:name="_GoBack"/>
+      <w:bookmarkEnd w:id="0"/>
+      <w:r>
+        <w:rPr>
+          <w:rFonts w:asciiTheme="majorBidi" w:hAnsiTheme="majorBidi" w:cstheme="majorBidi"/>
+          <w:i/>
+          <w:sz w:val="22"/>
+          <w:szCs w:val="28"/>
+        </w:rPr>
+        <w:t xml:space="preserve"> 202</w:t>
+      </w:r>
+      <w:r>
+        <w:rPr>
+          <w:rFonts w:asciiTheme="majorBidi" w:hAnsiTheme="majorBidi" w:cstheme="majorBidi"/>
+          <w:i/>
+          <w:sz w:val="22"/>
+          <w:szCs w:val="28"/>
+        </w:rPr>
+        <w:t>6</w:t>
+      </w:r>
+      <w:r>
+        <w:rPr>
+          <w:rFonts w:asciiTheme="majorBidi" w:hAnsiTheme="majorBidi" w:cstheme="majorBidi"/>
+          <w:i/>
+          <w:sz w:val="22"/>
+          <w:szCs w:val="28"/>
+        </w:rPr>
+        <w:t>)</w:t>
       </w:r>
     </w:p>
     <w:p>
